--- a/3. AI/3-1. 딥러닝과 영상 모델.docx
+++ b/3. AI/3-1. 딥러닝과 영상 모델.docx
@@ -1,6 +1,6 @@
 
 <file path=word/document.xml><?xml version="1.0" encoding="utf-8"?>
-<w:document xmlns:wpc="http://schemas.microsoft.com/office/word/2010/wordprocessingCanvas" xmlns:cx="http://schemas.microsoft.com/office/drawing/2014/chartex" xmlns:cx1="http://schemas.microsoft.com/office/drawing/2015/9/8/chartex" xmlns:cx2="http://schemas.microsoft.com/office/drawing/2015/10/21/chartex" xmlns:cx3="http://schemas.microsoft.com/office/drawing/2016/5/9/chartex" xmlns:cx4="http://schemas.microsoft.com/office/drawing/2016/5/10/chartex" xmlns:cx5="http://schemas.microsoft.com/office/drawing/2016/5/11/chartex" xmlns:cx6="http://schemas.microsoft.com/office/drawing/2016/5/12/chartex" xmlns:cx7="http://schemas.microsoft.com/office/drawing/2016/5/13/chartex" xmlns:cx8="http://schemas.microsoft.com/office/drawing/2016/5/14/chartex" xmlns:mc="http://schemas.openxmlformats.org/markup-compatibility/2006" xmlns:aink="http://schemas.microsoft.com/office/drawing/2016/ink" xmlns:am3d="http://schemas.microsoft.com/office/drawing/2017/model3d" xmlns:o="urn:schemas-microsoft-com:office:office" xmlns:r="http://schemas.openxmlformats.org/officeDocument/2006/relationships" xmlns:m="http://schemas.openxmlformats.org/officeDocument/2006/math" xmlns:v="urn:schemas-microsoft-com:vml" xmlns:wp14="http://schemas.microsoft.com/office/word/2010/wordprocessingDrawing" xmlns:wp="http://schemas.openxmlformats.org/drawingml/2006/wordprocessingDrawing" xmlns:w10="urn:schemas-microsoft-com:office:word" xmlns:w="http://schemas.openxmlformats.org/wordprocessingml/2006/main" xmlns:w14="http://schemas.microsoft.com/office/word/2010/wordml" xmlns:w15="http://schemas.microsoft.com/office/word/2012/wordml" xmlns:w16cex="http://schemas.microsoft.com/office/word/2018/wordml/cex" xmlns:w16cid="http://schemas.microsoft.com/office/word/2016/wordml/cid" xmlns:w16="http://schemas.microsoft.com/office/word/2018/wordml" xmlns:w16sdtdh="http://schemas.microsoft.com/office/word/2020/wordml/sdtdatahash" xmlns:w16se="http://schemas.microsoft.com/office/word/2015/wordml/symex" xmlns:wpg="http://schemas.microsoft.com/office/word/2010/wordprocessingGroup" xmlns:wpi="http://schemas.microsoft.com/office/word/2010/wordprocessingInk" xmlns:wne="http://schemas.microsoft.com/office/word/2006/wordml" xmlns:wps="http://schemas.microsoft.com/office/word/2010/wordprocessingShape" mc:Ignorable="w14 w15 w16se w16cid w16 w16cex w16sdtdh wp14">
+<w:document xmlns:wpc="http://schemas.microsoft.com/office/word/2010/wordprocessingCanvas" xmlns:cx="http://schemas.microsoft.com/office/drawing/2014/chartex" xmlns:cx1="http://schemas.microsoft.com/office/drawing/2015/9/8/chartex" xmlns:cx2="http://schemas.microsoft.com/office/drawing/2015/10/21/chartex" xmlns:cx3="http://schemas.microsoft.com/office/drawing/2016/5/9/chartex" xmlns:cx4="http://schemas.microsoft.com/office/drawing/2016/5/10/chartex" xmlns:cx5="http://schemas.microsoft.com/office/drawing/2016/5/11/chartex" xmlns:cx6="http://schemas.microsoft.com/office/drawing/2016/5/12/chartex" xmlns:cx7="http://schemas.microsoft.com/office/drawing/2016/5/13/chartex" xmlns:cx8="http://schemas.microsoft.com/office/drawing/2016/5/14/chartex" xmlns:mc="http://schemas.openxmlformats.org/markup-compatibility/2006" xmlns:aink="http://schemas.microsoft.com/office/drawing/2016/ink" xmlns:am3d="http://schemas.microsoft.com/office/drawing/2017/model3d" xmlns:o="urn:schemas-microsoft-com:office:office" xmlns:oel="http://schemas.microsoft.com/office/2019/extlst" xmlns:r="http://schemas.openxmlformats.org/officeDocument/2006/relationships" xmlns:m="http://schemas.openxmlformats.org/officeDocument/2006/math" xmlns:v="urn:schemas-microsoft-com:vml" xmlns:wp14="http://schemas.microsoft.com/office/word/2010/wordprocessingDrawing" xmlns:wp="http://schemas.openxmlformats.org/drawingml/2006/wordprocessingDrawing" xmlns:w10="urn:schemas-microsoft-com:office:word" xmlns:w="http://schemas.openxmlformats.org/wordprocessingml/2006/main" xmlns:w14="http://schemas.microsoft.com/office/word/2010/wordml" xmlns:w15="http://schemas.microsoft.com/office/word/2012/wordml" xmlns:w16cei="http://schemas.microsoft.com/office/word/2026/wordml/cei" xmlns:w16cex="http://schemas.microsoft.com/office/word/2018/wordml/cex" xmlns:w16cid="http://schemas.microsoft.com/office/word/2016/wordml/cid" xmlns:w16="http://schemas.microsoft.com/office/word/2018/wordml" xmlns:w16du="http://schemas.microsoft.com/office/word/2023/wordml/word16du" xmlns:w16sdtdh="http://schemas.microsoft.com/office/word/2020/wordml/sdtdatahash" xmlns:w16sdtfl="http://schemas.microsoft.com/office/word/2024/wordml/sdtformatlock" xmlns:w16se="http://schemas.microsoft.com/office/word/2015/wordml/symex" xmlns:wpg="http://schemas.microsoft.com/office/word/2010/wordprocessingGroup" xmlns:wpi="http://schemas.microsoft.com/office/word/2010/wordprocessingInk" xmlns:wne="http://schemas.microsoft.com/office/word/2006/wordml" xmlns:wps="http://schemas.microsoft.com/office/word/2010/wordprocessingShape" mc:Ignorable="w14 w15 w16se w16cid w16 w16cex w16sdtdh w16sdtfl w16du wp14">
   <w:body>
     <w:p>
       <w:pPr>
@@ -1135,7 +1135,7 @@
     <w:p>
       <w:pPr>
         <w:rPr>
-          <w:rFonts w:ascii="굴림" w:eastAsia="굴림" w:hAnsi="굴림" w:hint="eastAsia"/>
+          <w:rFonts w:ascii="굴림" w:eastAsia="굴림" w:hAnsi="굴림"/>
           <w:sz w:val="20"/>
           <w:szCs w:val="20"/>
         </w:rPr>
@@ -1288,13 +1288,461 @@
           <w:szCs w:val="20"/>
         </w:rPr>
       </w:pPr>
-      <w:r>
-        <w:rPr>
-          <w:rFonts w:ascii="굴림" w:eastAsia="굴림" w:hAnsi="굴림" w:hint="eastAsia"/>
-          <w:sz w:val="20"/>
-          <w:szCs w:val="20"/>
-        </w:rPr>
-        <w:t>.</w:t>
+    </w:p>
+    <w:p>
+      <w:pPr>
+        <w:pStyle w:val="a6"/>
+        <w:numPr>
+          <w:ilvl w:val="2"/>
+          <w:numId w:val="5"/>
+        </w:numPr>
+        <w:rPr>
+          <w:rFonts w:ascii="굴림" w:eastAsia="굴림" w:hAnsi="굴림"/>
+          <w:sz w:val="20"/>
+          <w:szCs w:val="20"/>
+        </w:rPr>
+      </w:pPr>
+    </w:p>
+    <w:p>
+      <w:pPr>
+        <w:pStyle w:val="a6"/>
+        <w:numPr>
+          <w:ilvl w:val="2"/>
+          <w:numId w:val="5"/>
+        </w:numPr>
+        <w:rPr>
+          <w:rFonts w:ascii="굴림" w:eastAsia="굴림" w:hAnsi="굴림"/>
+          <w:sz w:val="20"/>
+          <w:szCs w:val="20"/>
+        </w:rPr>
+      </w:pPr>
+    </w:p>
+    <w:p>
+      <w:pPr>
+        <w:pStyle w:val="a6"/>
+        <w:numPr>
+          <w:ilvl w:val="2"/>
+          <w:numId w:val="5"/>
+        </w:numPr>
+        <w:rPr>
+          <w:rFonts w:ascii="굴림" w:eastAsia="굴림" w:hAnsi="굴림"/>
+          <w:sz w:val="20"/>
+          <w:szCs w:val="20"/>
+        </w:rPr>
+      </w:pPr>
+    </w:p>
+    <w:p>
+      <w:pPr>
+        <w:pStyle w:val="a6"/>
+        <w:numPr>
+          <w:ilvl w:val="2"/>
+          <w:numId w:val="5"/>
+        </w:numPr>
+        <w:rPr>
+          <w:rFonts w:ascii="굴림" w:eastAsia="굴림" w:hAnsi="굴림"/>
+          <w:sz w:val="20"/>
+          <w:szCs w:val="20"/>
+        </w:rPr>
+      </w:pPr>
+    </w:p>
+    <w:p>
+      <w:pPr>
+        <w:pStyle w:val="a6"/>
+        <w:numPr>
+          <w:ilvl w:val="0"/>
+          <w:numId w:val="5"/>
+        </w:numPr>
+        <w:rPr>
+          <w:rFonts w:ascii="굴림" w:eastAsia="굴림" w:hAnsi="굴림"/>
+          <w:sz w:val="20"/>
+          <w:szCs w:val="20"/>
+        </w:rPr>
+      </w:pPr>
+    </w:p>
+    <w:p>
+      <w:pPr>
+        <w:pStyle w:val="a6"/>
+        <w:numPr>
+          <w:ilvl w:val="1"/>
+          <w:numId w:val="5"/>
+        </w:numPr>
+        <w:rPr>
+          <w:rFonts w:ascii="굴림" w:eastAsia="굴림" w:hAnsi="굴림"/>
+          <w:sz w:val="20"/>
+          <w:szCs w:val="20"/>
+        </w:rPr>
+      </w:pPr>
+    </w:p>
+    <w:p>
+      <w:pPr>
+        <w:pStyle w:val="a6"/>
+        <w:numPr>
+          <w:ilvl w:val="2"/>
+          <w:numId w:val="5"/>
+        </w:numPr>
+        <w:rPr>
+          <w:rFonts w:ascii="굴림" w:eastAsia="굴림" w:hAnsi="굴림"/>
+          <w:sz w:val="20"/>
+          <w:szCs w:val="20"/>
+        </w:rPr>
+      </w:pPr>
+      <w:r>
+        <w:rPr>
+          <w:rFonts w:ascii="굴림" w:eastAsia="굴림" w:hAnsi="굴림" w:hint="eastAsia"/>
+          <w:sz w:val="20"/>
+          <w:szCs w:val="20"/>
+        </w:rPr>
+        <w:t xml:space="preserve">필터 </w:t>
+      </w:r>
+      <w:r>
+        <w:rPr>
+          <w:rFonts w:ascii="굴림" w:eastAsia="굴림" w:hAnsi="굴림"/>
+          <w:sz w:val="20"/>
+          <w:szCs w:val="20"/>
+        </w:rPr>
+        <w:t>–</w:t>
+      </w:r>
+      <w:r>
+        <w:rPr>
+          <w:rFonts w:ascii="굴림" w:eastAsia="굴림" w:hAnsi="굴림" w:hint="eastAsia"/>
+          <w:sz w:val="20"/>
+          <w:szCs w:val="20"/>
+        </w:rPr>
+        <w:t xml:space="preserve"> 가중치가 있어서 각 칸에 곱해준 후 모두 더한다</w:t>
+      </w:r>
+    </w:p>
+    <w:p>
+      <w:pPr>
+        <w:pStyle w:val="a6"/>
+        <w:numPr>
+          <w:ilvl w:val="3"/>
+          <w:numId w:val="5"/>
+        </w:numPr>
+        <w:rPr>
+          <w:rFonts w:ascii="굴림" w:eastAsia="굴림" w:hAnsi="굴림"/>
+          <w:sz w:val="20"/>
+          <w:szCs w:val="20"/>
+        </w:rPr>
+      </w:pPr>
+      <w:r>
+        <w:rPr>
+          <w:rFonts w:ascii="굴림" w:eastAsia="굴림" w:hAnsi="굴림" w:hint="eastAsia"/>
+          <w:sz w:val="20"/>
+          <w:szCs w:val="20"/>
+        </w:rPr>
+        <w:t xml:space="preserve">중첩되며 옆으로 1칸씩 이동 </w:t>
+      </w:r>
+      <w:r>
+        <w:rPr>
+          <w:rFonts w:ascii="굴림" w:eastAsia="굴림" w:hAnsi="굴림"/>
+          <w:sz w:val="20"/>
+          <w:szCs w:val="20"/>
+        </w:rPr>
+        <w:t>–</w:t>
+      </w:r>
+      <w:r>
+        <w:rPr>
+          <w:rFonts w:ascii="굴림" w:eastAsia="굴림" w:hAnsi="굴림" w:hint="eastAsia"/>
+          <w:sz w:val="20"/>
+          <w:szCs w:val="20"/>
+        </w:rPr>
+        <w:t xml:space="preserve"> 스트라이드 1이 기본값 / 바꿀 수도 있음</w:t>
+      </w:r>
+    </w:p>
+    <w:p>
+      <w:pPr>
+        <w:pStyle w:val="a6"/>
+        <w:numPr>
+          <w:ilvl w:val="3"/>
+          <w:numId w:val="5"/>
+        </w:numPr>
+        <w:rPr>
+          <w:rFonts w:ascii="굴림" w:eastAsia="굴림" w:hAnsi="굴림"/>
+          <w:sz w:val="20"/>
+          <w:szCs w:val="20"/>
+        </w:rPr>
+      </w:pPr>
+      <w:r>
+        <w:rPr>
+          <w:rFonts w:ascii="굴림" w:eastAsia="굴림" w:hAnsi="굴림" w:hint="eastAsia"/>
+          <w:sz w:val="20"/>
+          <w:szCs w:val="20"/>
+        </w:rPr>
+        <w:t>필터 채널 개수는 원본 채널 개수와 동일해야 함</w:t>
+      </w:r>
+    </w:p>
+    <w:p>
+      <w:pPr>
+        <w:pStyle w:val="a6"/>
+        <w:numPr>
+          <w:ilvl w:val="2"/>
+          <w:numId w:val="5"/>
+        </w:numPr>
+        <w:rPr>
+          <w:rFonts w:ascii="굴림" w:eastAsia="굴림" w:hAnsi="굴림"/>
+          <w:sz w:val="20"/>
+          <w:szCs w:val="20"/>
+        </w:rPr>
+      </w:pPr>
+      <w:r>
+        <w:rPr>
+          <w:rFonts w:ascii="굴림" w:eastAsia="굴림" w:hAnsi="굴림" w:hint="eastAsia"/>
+          <w:sz w:val="20"/>
+          <w:szCs w:val="20"/>
+        </w:rPr>
+        <w:t xml:space="preserve">풀링 </w:t>
+      </w:r>
+      <w:r>
+        <w:rPr>
+          <w:rFonts w:ascii="굴림" w:eastAsia="굴림" w:hAnsi="굴림"/>
+          <w:sz w:val="20"/>
+          <w:szCs w:val="20"/>
+        </w:rPr>
+        <w:t>–</w:t>
+      </w:r>
+      <w:r>
+        <w:rPr>
+          <w:rFonts w:ascii="굴림" w:eastAsia="굴림" w:hAnsi="굴림" w:hint="eastAsia"/>
+          <w:sz w:val="20"/>
+          <w:szCs w:val="20"/>
+        </w:rPr>
+        <w:t xml:space="preserve"> 가중치가 없어 그냥 있는 값만 더한다</w:t>
+      </w:r>
+    </w:p>
+    <w:p>
+      <w:pPr>
+        <w:pStyle w:val="a6"/>
+        <w:numPr>
+          <w:ilvl w:val="3"/>
+          <w:numId w:val="5"/>
+        </w:numPr>
+        <w:rPr>
+          <w:rFonts w:ascii="굴림" w:eastAsia="굴림" w:hAnsi="굴림"/>
+          <w:sz w:val="20"/>
+          <w:szCs w:val="20"/>
+        </w:rPr>
+      </w:pPr>
+      <w:r>
+        <w:rPr>
+          <w:rFonts w:ascii="굴림" w:eastAsia="굴림" w:hAnsi="굴림" w:hint="eastAsia"/>
+          <w:sz w:val="20"/>
+          <w:szCs w:val="20"/>
+        </w:rPr>
+        <w:t xml:space="preserve">중첩되지 않게 자신의 넓이만큼 이동한다 </w:t>
+      </w:r>
+      <w:r>
+        <w:rPr>
+          <w:rFonts w:ascii="굴림" w:eastAsia="굴림" w:hAnsi="굴림"/>
+          <w:sz w:val="20"/>
+          <w:szCs w:val="20"/>
+        </w:rPr>
+        <w:t>–</w:t>
+      </w:r>
+      <w:r>
+        <w:rPr>
+          <w:rFonts w:ascii="굴림" w:eastAsia="굴림" w:hAnsi="굴림" w:hint="eastAsia"/>
+          <w:sz w:val="20"/>
+          <w:szCs w:val="20"/>
+        </w:rPr>
+        <w:t xml:space="preserve"> 스트라이드 값이 자신의 넓이</w:t>
+      </w:r>
+    </w:p>
+    <w:p>
+      <w:pPr>
+        <w:pStyle w:val="a6"/>
+        <w:numPr>
+          <w:ilvl w:val="2"/>
+          <w:numId w:val="5"/>
+        </w:numPr>
+        <w:rPr>
+          <w:rFonts w:ascii="굴림" w:eastAsia="굴림" w:hAnsi="굴림"/>
+          <w:sz w:val="20"/>
+          <w:szCs w:val="20"/>
+        </w:rPr>
+      </w:pPr>
+      <w:r>
+        <w:rPr>
+          <w:rFonts w:ascii="굴림" w:eastAsia="굴림" w:hAnsi="굴림" w:hint="eastAsia"/>
+          <w:sz w:val="20"/>
+          <w:szCs w:val="20"/>
+        </w:rPr>
+        <w:t xml:space="preserve">맥스 풀링 </w:t>
+      </w:r>
+      <w:r>
+        <w:rPr>
+          <w:rFonts w:ascii="굴림" w:eastAsia="굴림" w:hAnsi="굴림"/>
+          <w:sz w:val="20"/>
+          <w:szCs w:val="20"/>
+        </w:rPr>
+        <w:t>–</w:t>
+      </w:r>
+      <w:r>
+        <w:rPr>
+          <w:rFonts w:ascii="굴림" w:eastAsia="굴림" w:hAnsi="굴림" w:hint="eastAsia"/>
+          <w:sz w:val="20"/>
+          <w:szCs w:val="20"/>
+        </w:rPr>
+        <w:t xml:space="preserve"> 풀링 범위에서 제일 큰 값만 놔둔다</w:t>
+      </w:r>
+    </w:p>
+    <w:p>
+      <w:pPr>
+        <w:pStyle w:val="a6"/>
+        <w:numPr>
+          <w:ilvl w:val="2"/>
+          <w:numId w:val="5"/>
+        </w:numPr>
+        <w:rPr>
+          <w:rFonts w:ascii="굴림" w:eastAsia="굴림" w:hAnsi="굴림"/>
+          <w:sz w:val="20"/>
+          <w:szCs w:val="20"/>
+        </w:rPr>
+      </w:pPr>
+      <w:r>
+        <w:rPr>
+          <w:rFonts w:ascii="굴림" w:eastAsia="굴림" w:hAnsi="굴림" w:hint="eastAsia"/>
+          <w:sz w:val="20"/>
+          <w:szCs w:val="20"/>
+        </w:rPr>
+        <w:t xml:space="preserve">에버리지 풀링 </w:t>
+      </w:r>
+      <w:r>
+        <w:rPr>
+          <w:rFonts w:ascii="굴림" w:eastAsia="굴림" w:hAnsi="굴림"/>
+          <w:sz w:val="20"/>
+          <w:szCs w:val="20"/>
+        </w:rPr>
+        <w:t>–</w:t>
+      </w:r>
+      <w:r>
+        <w:rPr>
+          <w:rFonts w:ascii="굴림" w:eastAsia="굴림" w:hAnsi="굴림" w:hint="eastAsia"/>
+          <w:sz w:val="20"/>
+          <w:szCs w:val="20"/>
+        </w:rPr>
+        <w:t xml:space="preserve"> 더한 값의 평균을 남긴다</w:t>
+      </w:r>
+    </w:p>
+    <w:p>
+      <w:pPr>
+        <w:pStyle w:val="a6"/>
+        <w:numPr>
+          <w:ilvl w:val="2"/>
+          <w:numId w:val="5"/>
+        </w:numPr>
+        <w:rPr>
+          <w:rFonts w:ascii="굴림" w:eastAsia="굴림" w:hAnsi="굴림"/>
+          <w:sz w:val="20"/>
+          <w:szCs w:val="20"/>
+        </w:rPr>
+      </w:pPr>
+      <w:r>
+        <w:rPr>
+          <w:rFonts w:ascii="굴림" w:eastAsia="굴림" w:hAnsi="굴림" w:hint="eastAsia"/>
+          <w:sz w:val="20"/>
+          <w:szCs w:val="20"/>
+        </w:rPr>
+        <w:t xml:space="preserve">에포크 </w:t>
+      </w:r>
+      <w:r>
+        <w:rPr>
+          <w:rFonts w:ascii="굴림" w:eastAsia="굴림" w:hAnsi="굴림"/>
+          <w:sz w:val="20"/>
+          <w:szCs w:val="20"/>
+        </w:rPr>
+        <w:t>–</w:t>
+      </w:r>
+      <w:r>
+        <w:rPr>
+          <w:rFonts w:ascii="굴림" w:eastAsia="굴림" w:hAnsi="굴림" w:hint="eastAsia"/>
+          <w:sz w:val="20"/>
+          <w:szCs w:val="20"/>
+        </w:rPr>
+        <w:t xml:space="preserve"> 전체 데이터를 1회 순회하는 </w:t>
+      </w:r>
+      <w:r>
+        <w:rPr>
+          <w:rFonts w:ascii="굴림" w:eastAsia="굴림" w:hAnsi="굴림" w:hint="eastAsia"/>
+          <w:sz w:val="20"/>
+          <w:szCs w:val="20"/>
+        </w:rPr>
+        <w:t>것</w:t>
+      </w:r>
+    </w:p>
+    <w:p>
+      <w:pPr>
+        <w:pStyle w:val="a6"/>
+        <w:numPr>
+          <w:ilvl w:val="1"/>
+          <w:numId w:val="5"/>
+        </w:numPr>
+        <w:rPr>
+          <w:rFonts w:ascii="굴림" w:eastAsia="굴림" w:hAnsi="굴림"/>
+          <w:sz w:val="20"/>
+          <w:szCs w:val="20"/>
+        </w:rPr>
+      </w:pPr>
+      <w:r>
+        <w:rPr>
+          <w:rFonts w:ascii="굴림" w:eastAsia="굴림" w:hAnsi="굴림" w:hint="eastAsia"/>
+          <w:sz w:val="20"/>
+          <w:szCs w:val="20"/>
+        </w:rPr>
+        <w:t>필터, 렐루 풀링까지 하는 3세트가 하나의 은닉망</w:t>
+      </w:r>
+    </w:p>
+    <w:p>
+      <w:pPr>
+        <w:pStyle w:val="a6"/>
+        <w:numPr>
+          <w:ilvl w:val="2"/>
+          <w:numId w:val="5"/>
+        </w:numPr>
+        <w:rPr>
+          <w:rFonts w:ascii="굴림" w:eastAsia="굴림" w:hAnsi="굴림"/>
+          <w:sz w:val="20"/>
+          <w:szCs w:val="20"/>
+        </w:rPr>
+      </w:pPr>
+      <w:r>
+        <w:rPr>
+          <w:rFonts w:ascii="굴림" w:eastAsia="굴림" w:hAnsi="굴림" w:hint="eastAsia"/>
+          <w:sz w:val="20"/>
+          <w:szCs w:val="20"/>
+        </w:rPr>
+        <w:t>VGG 16</w:t>
+      </w:r>
+      <w:r>
+        <w:rPr>
+          <w:rFonts w:ascii="굴림" w:eastAsia="굴림" w:hAnsi="굴림"/>
+          <w:sz w:val="20"/>
+          <w:szCs w:val="20"/>
+        </w:rPr>
+        <w:t>은</w:t>
+      </w:r>
+      <w:r>
+        <w:rPr>
+          <w:rFonts w:ascii="굴림" w:eastAsia="굴림" w:hAnsi="굴림" w:hint="eastAsia"/>
+          <w:sz w:val="20"/>
+          <w:szCs w:val="20"/>
+        </w:rPr>
+        <w:t xml:space="preserve"> </w:t>
+      </w:r>
+      <w:r>
+        <w:rPr>
+          <w:rFonts w:ascii="굴림" w:eastAsia="굴림" w:hAnsi="굴림"/>
+          <w:sz w:val="20"/>
+          <w:szCs w:val="20"/>
+        </w:rPr>
+        <w:t>은닉층이</w:t>
+      </w:r>
+      <w:r>
+        <w:rPr>
+          <w:rFonts w:ascii="굴림" w:eastAsia="굴림" w:hAnsi="굴림" w:hint="eastAsia"/>
+          <w:sz w:val="20"/>
+          <w:szCs w:val="20"/>
+        </w:rPr>
+        <w:t xml:space="preserve"> 16개</w:t>
       </w:r>
     </w:p>
     <w:sectPr>
@@ -1308,7 +1756,7 @@
 </file>
 
 <file path=word/endnotes.xml><?xml version="1.0" encoding="utf-8"?>
-<w:endnotes xmlns:wpc="http://schemas.microsoft.com/office/word/2010/wordprocessingCanvas" xmlns:cx="http://schemas.microsoft.com/office/drawing/2014/chartex" xmlns:cx1="http://schemas.microsoft.com/office/drawing/2015/9/8/chartex" xmlns:cx2="http://schemas.microsoft.com/office/drawing/2015/10/21/chartex" xmlns:cx3="http://schemas.microsoft.com/office/drawing/2016/5/9/chartex" xmlns:cx4="http://schemas.microsoft.com/office/drawing/2016/5/10/chartex" xmlns:cx5="http://schemas.microsoft.com/office/drawing/2016/5/11/chartex" xmlns:cx6="http://schemas.microsoft.com/office/drawing/2016/5/12/chartex" xmlns:cx7="http://schemas.microsoft.com/office/drawing/2016/5/13/chartex" xmlns:cx8="http://schemas.microsoft.com/office/drawing/2016/5/14/chartex" xmlns:mc="http://schemas.openxmlformats.org/markup-compatibility/2006" xmlns:aink="http://schemas.microsoft.com/office/drawing/2016/ink" xmlns:am3d="http://schemas.microsoft.com/office/drawing/2017/model3d" xmlns:o="urn:schemas-microsoft-com:office:office" xmlns:r="http://schemas.openxmlformats.org/officeDocument/2006/relationships" xmlns:m="http://schemas.openxmlformats.org/officeDocument/2006/math" xmlns:v="urn:schemas-microsoft-com:vml" xmlns:wp14="http://schemas.microsoft.com/office/word/2010/wordprocessingDrawing" xmlns:wp="http://schemas.openxmlformats.org/drawingml/2006/wordprocessingDrawing" xmlns:w10="urn:schemas-microsoft-com:office:word" xmlns:w="http://schemas.openxmlformats.org/wordprocessingml/2006/main" xmlns:w14="http://schemas.microsoft.com/office/word/2010/wordml" xmlns:w15="http://schemas.microsoft.com/office/word/2012/wordml" xmlns:w16cex="http://schemas.microsoft.com/office/word/2018/wordml/cex" xmlns:w16cid="http://schemas.microsoft.com/office/word/2016/wordml/cid" xmlns:w16="http://schemas.microsoft.com/office/word/2018/wordml" xmlns:w16sdtdh="http://schemas.microsoft.com/office/word/2020/wordml/sdtdatahash" xmlns:w16se="http://schemas.microsoft.com/office/word/2015/wordml/symex" xmlns:wpg="http://schemas.microsoft.com/office/word/2010/wordprocessingGroup" xmlns:wpi="http://schemas.microsoft.com/office/word/2010/wordprocessingInk" xmlns:wne="http://schemas.microsoft.com/office/word/2006/wordml" xmlns:wps="http://schemas.microsoft.com/office/word/2010/wordprocessingShape" mc:Ignorable="w14 w15 w16se w16cid w16 w16cex w16sdtdh wp14">
+<w:endnotes xmlns:wpc="http://schemas.microsoft.com/office/word/2010/wordprocessingCanvas" xmlns:cx="http://schemas.microsoft.com/office/drawing/2014/chartex" xmlns:cx1="http://schemas.microsoft.com/office/drawing/2015/9/8/chartex" xmlns:cx2="http://schemas.microsoft.com/office/drawing/2015/10/21/chartex" xmlns:cx3="http://schemas.microsoft.com/office/drawing/2016/5/9/chartex" xmlns:cx4="http://schemas.microsoft.com/office/drawing/2016/5/10/chartex" xmlns:cx5="http://schemas.microsoft.com/office/drawing/2016/5/11/chartex" xmlns:cx6="http://schemas.microsoft.com/office/drawing/2016/5/12/chartex" xmlns:cx7="http://schemas.microsoft.com/office/drawing/2016/5/13/chartex" xmlns:cx8="http://schemas.microsoft.com/office/drawing/2016/5/14/chartex" xmlns:mc="http://schemas.openxmlformats.org/markup-compatibility/2006" xmlns:aink="http://schemas.microsoft.com/office/drawing/2016/ink" xmlns:am3d="http://schemas.microsoft.com/office/drawing/2017/model3d" xmlns:o="urn:schemas-microsoft-com:office:office" xmlns:oel="http://schemas.microsoft.com/office/2019/extlst" xmlns:r="http://schemas.openxmlformats.org/officeDocument/2006/relationships" xmlns:m="http://schemas.openxmlformats.org/officeDocument/2006/math" xmlns:v="urn:schemas-microsoft-com:vml" xmlns:wp14="http://schemas.microsoft.com/office/word/2010/wordprocessingDrawing" xmlns:wp="http://schemas.openxmlformats.org/drawingml/2006/wordprocessingDrawing" xmlns:w10="urn:schemas-microsoft-com:office:word" xmlns:w="http://schemas.openxmlformats.org/wordprocessingml/2006/main" xmlns:w14="http://schemas.microsoft.com/office/word/2010/wordml" xmlns:w15="http://schemas.microsoft.com/office/word/2012/wordml" xmlns:w16cei="http://schemas.microsoft.com/office/word/2026/wordml/cei" xmlns:w16cex="http://schemas.microsoft.com/office/word/2018/wordml/cex" xmlns:w16cid="http://schemas.microsoft.com/office/word/2016/wordml/cid" xmlns:w16="http://schemas.microsoft.com/office/word/2018/wordml" xmlns:w16du="http://schemas.microsoft.com/office/word/2023/wordml/word16du" xmlns:w16sdtdh="http://schemas.microsoft.com/office/word/2020/wordml/sdtdatahash" xmlns:w16sdtfl="http://schemas.microsoft.com/office/word/2024/wordml/sdtformatlock" xmlns:w16se="http://schemas.microsoft.com/office/word/2015/wordml/symex" xmlns:wpg="http://schemas.microsoft.com/office/word/2010/wordprocessingGroup" xmlns:wpi="http://schemas.microsoft.com/office/word/2010/wordprocessingInk" xmlns:wne="http://schemas.microsoft.com/office/word/2006/wordml" xmlns:wps="http://schemas.microsoft.com/office/word/2010/wordprocessingShape" mc:Ignorable="w14 w15 w16se w16cid w16 w16cex w16sdtdh w16sdtfl w16du wp14">
   <w:endnote w:type="separator" w:id="-1">
     <w:p>
       <w:pPr>
@@ -1333,7 +1781,7 @@
 </file>
 
 <file path=word/footnotes.xml><?xml version="1.0" encoding="utf-8"?>
-<w:footnotes xmlns:wpc="http://schemas.microsoft.com/office/word/2010/wordprocessingCanvas" xmlns:cx="http://schemas.microsoft.com/office/drawing/2014/chartex" xmlns:cx1="http://schemas.microsoft.com/office/drawing/2015/9/8/chartex" xmlns:cx2="http://schemas.microsoft.com/office/drawing/2015/10/21/chartex" xmlns:cx3="http://schemas.microsoft.com/office/drawing/2016/5/9/chartex" xmlns:cx4="http://schemas.microsoft.com/office/drawing/2016/5/10/chartex" xmlns:cx5="http://schemas.microsoft.com/office/drawing/2016/5/11/chartex" xmlns:cx6="http://schemas.microsoft.com/office/drawing/2016/5/12/chartex" xmlns:cx7="http://schemas.microsoft.com/office/drawing/2016/5/13/chartex" xmlns:cx8="http://schemas.microsoft.com/office/drawing/2016/5/14/chartex" xmlns:mc="http://schemas.openxmlformats.org/markup-compatibility/2006" xmlns:aink="http://schemas.microsoft.com/office/drawing/2016/ink" xmlns:am3d="http://schemas.microsoft.com/office/drawing/2017/model3d" xmlns:o="urn:schemas-microsoft-com:office:office" xmlns:r="http://schemas.openxmlformats.org/officeDocument/2006/relationships" xmlns:m="http://schemas.openxmlformats.org/officeDocument/2006/math" xmlns:v="urn:schemas-microsoft-com:vml" xmlns:wp14="http://schemas.microsoft.com/office/word/2010/wordprocessingDrawing" xmlns:wp="http://schemas.openxmlformats.org/drawingml/2006/wordprocessingDrawing" xmlns:w10="urn:schemas-microsoft-com:office:word" xmlns:w="http://schemas.openxmlformats.org/wordprocessingml/2006/main" xmlns:w14="http://schemas.microsoft.com/office/word/2010/wordml" xmlns:w15="http://schemas.microsoft.com/office/word/2012/wordml" xmlns:w16cex="http://schemas.microsoft.com/office/word/2018/wordml/cex" xmlns:w16cid="http://schemas.microsoft.com/office/word/2016/wordml/cid" xmlns:w16="http://schemas.microsoft.com/office/word/2018/wordml" xmlns:w16sdtdh="http://schemas.microsoft.com/office/word/2020/wordml/sdtdatahash" xmlns:w16se="http://schemas.microsoft.com/office/word/2015/wordml/symex" xmlns:wpg="http://schemas.microsoft.com/office/word/2010/wordprocessingGroup" xmlns:wpi="http://schemas.microsoft.com/office/word/2010/wordprocessingInk" xmlns:wne="http://schemas.microsoft.com/office/word/2006/wordml" xmlns:wps="http://schemas.microsoft.com/office/word/2010/wordprocessingShape" mc:Ignorable="w14 w15 w16se w16cid w16 w16cex w16sdtdh wp14">
+<w:footnotes xmlns:wpc="http://schemas.microsoft.com/office/word/2010/wordprocessingCanvas" xmlns:cx="http://schemas.microsoft.com/office/drawing/2014/chartex" xmlns:cx1="http://schemas.microsoft.com/office/drawing/2015/9/8/chartex" xmlns:cx2="http://schemas.microsoft.com/office/drawing/2015/10/21/chartex" xmlns:cx3="http://schemas.microsoft.com/office/drawing/2016/5/9/chartex" xmlns:cx4="http://schemas.microsoft.com/office/drawing/2016/5/10/chartex" xmlns:cx5="http://schemas.microsoft.com/office/drawing/2016/5/11/chartex" xmlns:cx6="http://schemas.microsoft.com/office/drawing/2016/5/12/chartex" xmlns:cx7="http://schemas.microsoft.com/office/drawing/2016/5/13/chartex" xmlns:cx8="http://schemas.microsoft.com/office/drawing/2016/5/14/chartex" xmlns:mc="http://schemas.openxmlformats.org/markup-compatibility/2006" xmlns:aink="http://schemas.microsoft.com/office/drawing/2016/ink" xmlns:am3d="http://schemas.microsoft.com/office/drawing/2017/model3d" xmlns:o="urn:schemas-microsoft-com:office:office" xmlns:oel="http://schemas.microsoft.com/office/2019/extlst" xmlns:r="http://schemas.openxmlformats.org/officeDocument/2006/relationships" xmlns:m="http://schemas.openxmlformats.org/officeDocument/2006/math" xmlns:v="urn:schemas-microsoft-com:vml" xmlns:wp14="http://schemas.microsoft.com/office/word/2010/wordprocessingDrawing" xmlns:wp="http://schemas.openxmlformats.org/drawingml/2006/wordprocessingDrawing" xmlns:w10="urn:schemas-microsoft-com:office:word" xmlns:w="http://schemas.openxmlformats.org/wordprocessingml/2006/main" xmlns:w14="http://schemas.microsoft.com/office/word/2010/wordml" xmlns:w15="http://schemas.microsoft.com/office/word/2012/wordml" xmlns:w16cei="http://schemas.microsoft.com/office/word/2026/wordml/cei" xmlns:w16cex="http://schemas.microsoft.com/office/word/2018/wordml/cex" xmlns:w16cid="http://schemas.microsoft.com/office/word/2016/wordml/cid" xmlns:w16="http://schemas.microsoft.com/office/word/2018/wordml" xmlns:w16du="http://schemas.microsoft.com/office/word/2023/wordml/word16du" xmlns:w16sdtdh="http://schemas.microsoft.com/office/word/2020/wordml/sdtdatahash" xmlns:w16sdtfl="http://schemas.microsoft.com/office/word/2024/wordml/sdtformatlock" xmlns:w16se="http://schemas.microsoft.com/office/word/2015/wordml/symex" xmlns:wpg="http://schemas.microsoft.com/office/word/2010/wordprocessingGroup" xmlns:wpi="http://schemas.microsoft.com/office/word/2010/wordprocessingInk" xmlns:wne="http://schemas.microsoft.com/office/word/2006/wordml" xmlns:wps="http://schemas.microsoft.com/office/word/2010/wordprocessingShape" mc:Ignorable="w14 w15 w16se w16cid w16 w16cex w16sdtdh w16sdtfl w16du wp14">
   <w:footnote w:type="separator" w:id="-1">
     <w:p>
       <w:pPr>
@@ -1358,7 +1806,7 @@
 </file>
 
 <file path=word/numbering.xml><?xml version="1.0" encoding="utf-8"?>
-<w:numbering xmlns:wpc="http://schemas.microsoft.com/office/word/2010/wordprocessingCanvas" xmlns:cx="http://schemas.microsoft.com/office/drawing/2014/chartex" xmlns:cx1="http://schemas.microsoft.com/office/drawing/2015/9/8/chartex" xmlns:cx2="http://schemas.microsoft.com/office/drawing/2015/10/21/chartex" xmlns:cx3="http://schemas.microsoft.com/office/drawing/2016/5/9/chartex" xmlns:cx4="http://schemas.microsoft.com/office/drawing/2016/5/10/chartex" xmlns:cx5="http://schemas.microsoft.com/office/drawing/2016/5/11/chartex" xmlns:cx6="http://schemas.microsoft.com/office/drawing/2016/5/12/chartex" xmlns:cx7="http://schemas.microsoft.com/office/drawing/2016/5/13/chartex" xmlns:cx8="http://schemas.microsoft.com/office/drawing/2016/5/14/chartex" xmlns:mc="http://schemas.openxmlformats.org/markup-compatibility/2006" xmlns:aink="http://schemas.microsoft.com/office/drawing/2016/ink" xmlns:am3d="http://schemas.microsoft.com/office/drawing/2017/model3d" xmlns:o="urn:schemas-microsoft-com:office:office" xmlns:r="http://schemas.openxmlformats.org/officeDocument/2006/relationships" xmlns:m="http://schemas.openxmlformats.org/officeDocument/2006/math" xmlns:v="urn:schemas-microsoft-com:vml" xmlns:wp14="http://schemas.microsoft.com/office/word/2010/wordprocessingDrawing" xmlns:wp="http://schemas.openxmlformats.org/drawingml/2006/wordprocessingDrawing" xmlns:w10="urn:schemas-microsoft-com:office:word" xmlns:w="http://schemas.openxmlformats.org/wordprocessingml/2006/main" xmlns:w14="http://schemas.microsoft.com/office/word/2010/wordml" xmlns:w15="http://schemas.microsoft.com/office/word/2012/wordml" xmlns:w16cex="http://schemas.microsoft.com/office/word/2018/wordml/cex" xmlns:w16cid="http://schemas.microsoft.com/office/word/2016/wordml/cid" xmlns:w16="http://schemas.microsoft.com/office/word/2018/wordml" xmlns:w16sdtdh="http://schemas.microsoft.com/office/word/2020/wordml/sdtdatahash" xmlns:w16se="http://schemas.microsoft.com/office/word/2015/wordml/symex" xmlns:wpg="http://schemas.microsoft.com/office/word/2010/wordprocessingGroup" xmlns:wpi="http://schemas.microsoft.com/office/word/2010/wordprocessingInk" xmlns:wne="http://schemas.microsoft.com/office/word/2006/wordml" xmlns:wps="http://schemas.microsoft.com/office/word/2010/wordprocessingShape" mc:Ignorable="w14 w15 w16se w16cid w16 w16cex w16sdtdh wp14">
+<w:numbering xmlns:wpc="http://schemas.microsoft.com/office/word/2010/wordprocessingCanvas" xmlns:cx="http://schemas.microsoft.com/office/drawing/2014/chartex" xmlns:cx1="http://schemas.microsoft.com/office/drawing/2015/9/8/chartex" xmlns:cx2="http://schemas.microsoft.com/office/drawing/2015/10/21/chartex" xmlns:cx3="http://schemas.microsoft.com/office/drawing/2016/5/9/chartex" xmlns:cx4="http://schemas.microsoft.com/office/drawing/2016/5/10/chartex" xmlns:cx5="http://schemas.microsoft.com/office/drawing/2016/5/11/chartex" xmlns:cx6="http://schemas.microsoft.com/office/drawing/2016/5/12/chartex" xmlns:cx7="http://schemas.microsoft.com/office/drawing/2016/5/13/chartex" xmlns:cx8="http://schemas.microsoft.com/office/drawing/2016/5/14/chartex" xmlns:mc="http://schemas.openxmlformats.org/markup-compatibility/2006" xmlns:aink="http://schemas.microsoft.com/office/drawing/2016/ink" xmlns:am3d="http://schemas.microsoft.com/office/drawing/2017/model3d" xmlns:o="urn:schemas-microsoft-com:office:office" xmlns:oel="http://schemas.microsoft.com/office/2019/extlst" xmlns:r="http://schemas.openxmlformats.org/officeDocument/2006/relationships" xmlns:m="http://schemas.openxmlformats.org/officeDocument/2006/math" xmlns:v="urn:schemas-microsoft-com:vml" xmlns:wp14="http://schemas.microsoft.com/office/word/2010/wordprocessingDrawing" xmlns:wp="http://schemas.openxmlformats.org/drawingml/2006/wordprocessingDrawing" xmlns:w10="urn:schemas-microsoft-com:office:word" xmlns:w="http://schemas.openxmlformats.org/wordprocessingml/2006/main" xmlns:w14="http://schemas.microsoft.com/office/word/2010/wordml" xmlns:w15="http://schemas.microsoft.com/office/word/2012/wordml" xmlns:w16cei="http://schemas.microsoft.com/office/word/2026/wordml/cei" xmlns:w16cex="http://schemas.microsoft.com/office/word/2018/wordml/cex" xmlns:w16cid="http://schemas.microsoft.com/office/word/2016/wordml/cid" xmlns:w16="http://schemas.microsoft.com/office/word/2018/wordml" xmlns:w16du="http://schemas.microsoft.com/office/word/2023/wordml/word16du" xmlns:w16sdtdh="http://schemas.microsoft.com/office/word/2020/wordml/sdtdatahash" xmlns:w16sdtfl="http://schemas.microsoft.com/office/word/2024/wordml/sdtformatlock" xmlns:w16se="http://schemas.microsoft.com/office/word/2015/wordml/symex" xmlns:wpg="http://schemas.microsoft.com/office/word/2010/wordprocessingGroup" xmlns:wpi="http://schemas.microsoft.com/office/word/2010/wordprocessingInk" xmlns:wne="http://schemas.microsoft.com/office/word/2006/wordml" xmlns:wps="http://schemas.microsoft.com/office/word/2010/wordprocessingShape" mc:Ignorable="w14 w15 w16se w16cid w16 w16cex w16sdtdh w16sdtfl w16du wp14">
   <w:abstractNum w:abstractNumId="0" w15:restartNumberingAfterBreak="0">
     <w:nsid w:val="04683BC2"/>
     <w:multiLevelType w:val="multilevel"/>
@@ -2024,32 +2472,32 @@
       </w:rPr>
     </w:lvl>
   </w:abstractNum>
-  <w:num w:numId="1">
+  <w:num w:numId="1" w16cid:durableId="1407341546">
     <w:abstractNumId w:val="6"/>
   </w:num>
-  <w:num w:numId="2">
+  <w:num w:numId="2" w16cid:durableId="53087916">
     <w:abstractNumId w:val="2"/>
   </w:num>
-  <w:num w:numId="3">
+  <w:num w:numId="3" w16cid:durableId="926309173">
     <w:abstractNumId w:val="4"/>
   </w:num>
-  <w:num w:numId="4">
+  <w:num w:numId="4" w16cid:durableId="841819627">
     <w:abstractNumId w:val="3"/>
   </w:num>
-  <w:num w:numId="5">
+  <w:num w:numId="5" w16cid:durableId="2076858305">
     <w:abstractNumId w:val="1"/>
   </w:num>
-  <w:num w:numId="6">
+  <w:num w:numId="6" w16cid:durableId="1634290169">
     <w:abstractNumId w:val="0"/>
   </w:num>
-  <w:num w:numId="7">
+  <w:num w:numId="7" w16cid:durableId="2089031725">
     <w:abstractNumId w:val="5"/>
   </w:num>
 </w:numbering>
 </file>
 
 <file path=word/styles.xml><?xml version="1.0" encoding="utf-8"?>
-<w:styles xmlns:mc="http://schemas.openxmlformats.org/markup-compatibility/2006" xmlns:r="http://schemas.openxmlformats.org/officeDocument/2006/relationships" xmlns:w="http://schemas.openxmlformats.org/wordprocessingml/2006/main" xmlns:w14="http://schemas.microsoft.com/office/word/2010/wordml" xmlns:w15="http://schemas.microsoft.com/office/word/2012/wordml" xmlns:w16cex="http://schemas.microsoft.com/office/word/2018/wordml/cex" xmlns:w16cid="http://schemas.microsoft.com/office/word/2016/wordml/cid" xmlns:w16="http://schemas.microsoft.com/office/word/2018/wordml" xmlns:w16sdtdh="http://schemas.microsoft.com/office/word/2020/wordml/sdtdatahash" xmlns:w16se="http://schemas.microsoft.com/office/word/2015/wordml/symex" mc:Ignorable="w14 w15 w16se w16cid w16 w16cex w16sdtdh">
+<w:styles xmlns:mc="http://schemas.openxmlformats.org/markup-compatibility/2006" xmlns:r="http://schemas.openxmlformats.org/officeDocument/2006/relationships" xmlns:w="http://schemas.openxmlformats.org/wordprocessingml/2006/main" xmlns:w14="http://schemas.microsoft.com/office/word/2010/wordml" xmlns:w15="http://schemas.microsoft.com/office/word/2012/wordml" xmlns:w16cex="http://schemas.microsoft.com/office/word/2018/wordml/cex" xmlns:w16cid="http://schemas.microsoft.com/office/word/2016/wordml/cid" xmlns:w16="http://schemas.microsoft.com/office/word/2018/wordml" xmlns:w16du="http://schemas.microsoft.com/office/word/2023/wordml/word16du" xmlns:w16sdtdh="http://schemas.microsoft.com/office/word/2020/wordml/sdtdatahash" xmlns:w16sdtfl="http://schemas.microsoft.com/office/word/2024/wordml/sdtformatlock" xmlns:w16se="http://schemas.microsoft.com/office/word/2015/wordml/symex" mc:Ignorable="w14 w15 w16se w16cid w16 w16cex w16sdtdh w16sdtfl w16du">
   <w:docDefaults>
     <w:rPrDefault>
       <w:rPr>
